--- a/pages/docs/BCs_MapHub_Public_Application_Checklist.docx
+++ b/pages/docs/BCs_MapHub_Public_Application_Checklist.docx
@@ -1,6 +1,6 @@
 
 <file path=word/document.xml><?xml version="1.0" encoding="utf-8"?>
-<w:document xmlns:wpc="http://schemas.microsoft.com/office/word/2010/wordprocessingCanvas" xmlns:cx="http://schemas.microsoft.com/office/drawing/2014/chartex" xmlns:cx1="http://schemas.microsoft.com/office/drawing/2015/9/8/chartex" xmlns:cx2="http://schemas.microsoft.com/office/drawing/2015/10/21/chartex" xmlns:cx3="http://schemas.microsoft.com/office/drawing/2016/5/9/chartex" xmlns:cx4="http://schemas.microsoft.com/office/drawing/2016/5/10/chartex" xmlns:cx5="http://schemas.microsoft.com/office/drawing/2016/5/11/chartex" xmlns:cx6="http://schemas.microsoft.com/office/drawing/2016/5/12/chartex" xmlns:cx7="http://schemas.microsoft.com/office/drawing/2016/5/13/chartex" xmlns:cx8="http://schemas.microsoft.com/office/drawing/2016/5/14/chartex" xmlns:mc="http://schemas.openxmlformats.org/markup-compatibility/2006" xmlns:aink="http://schemas.microsoft.com/office/drawing/2016/ink" xmlns:am3d="http://schemas.microsoft.com/office/drawing/2017/model3d" xmlns:o="urn:schemas-microsoft-com:office:office" xmlns:oel="http://schemas.microsoft.com/office/2019/extlst" xmlns:r="http://schemas.openxmlformats.org/officeDocument/2006/relationships" xmlns:m="http://schemas.openxmlformats.org/officeDocument/2006/math" xmlns:v="urn:schemas-microsoft-com:vml" xmlns:wp14="http://schemas.microsoft.com/office/word/2010/wordprocessingDrawing" xmlns:wp="http://schemas.openxmlformats.org/drawingml/2006/wordprocessingDrawing" xmlns:w10="urn:schemas-microsoft-com:office:word" xmlns:w="http://schemas.openxmlformats.org/wordprocessingml/2006/main" xmlns:w14="http://schemas.microsoft.com/office/word/2010/wordml" xmlns:w15="http://schemas.microsoft.com/office/word/2012/wordml" xmlns:w16cex="http://schemas.microsoft.com/office/word/2018/wordml/cex" xmlns:w16cid="http://schemas.microsoft.com/office/word/2016/wordml/cid" xmlns:w16="http://schemas.microsoft.com/office/word/2018/wordml" xmlns:w16du="http://schemas.microsoft.com/office/word/2023/wordml/word16du" xmlns:w16sdtdh="http://schemas.microsoft.com/office/word/2020/wordml/sdtdatahash" xmlns:w16sdtfl="http://schemas.microsoft.com/office/word/2024/wordml/sdtformatlock" xmlns:w16se="http://schemas.microsoft.com/office/word/2015/wordml/symex" xmlns:wpg="http://schemas.microsoft.com/office/word/2010/wordprocessingGroup" xmlns:wpi="http://schemas.microsoft.com/office/word/2010/wordprocessingInk" xmlns:wne="http://schemas.microsoft.com/office/word/2006/wordml" xmlns:wps="http://schemas.microsoft.com/office/word/2010/wordprocessingShape" mc:Ignorable="w14 w15 w16se w16cid w16 w16cex w16sdtdh w16sdtfl w16du wp14">
+<w:document xmlns:wpc="http://schemas.microsoft.com/office/word/2010/wordprocessingCanvas" xmlns:cx="http://schemas.microsoft.com/office/drawing/2014/chartex" xmlns:cx1="http://schemas.microsoft.com/office/drawing/2015/9/8/chartex" xmlns:cx2="http://schemas.microsoft.com/office/drawing/2015/10/21/chartex" xmlns:cx3="http://schemas.microsoft.com/office/drawing/2016/5/9/chartex" xmlns:cx4="http://schemas.microsoft.com/office/drawing/2016/5/10/chartex" xmlns:cx5="http://schemas.microsoft.com/office/drawing/2016/5/11/chartex" xmlns:cx6="http://schemas.microsoft.com/office/drawing/2016/5/12/chartex" xmlns:cx7="http://schemas.microsoft.com/office/drawing/2016/5/13/chartex" xmlns:cx8="http://schemas.microsoft.com/office/drawing/2016/5/14/chartex" xmlns:mc="http://schemas.openxmlformats.org/markup-compatibility/2006" xmlns:aink="http://schemas.microsoft.com/office/drawing/2016/ink" xmlns:am3d="http://schemas.microsoft.com/office/drawing/2017/model3d" xmlns:o="urn:schemas-microsoft-com:office:office" xmlns:oel="http://schemas.microsoft.com/office/2019/extlst" xmlns:r="http://schemas.openxmlformats.org/officeDocument/2006/relationships" xmlns:m="http://schemas.openxmlformats.org/officeDocument/2006/math" xmlns:v="urn:schemas-microsoft-com:vml" xmlns:wp14="http://schemas.microsoft.com/office/word/2010/wordprocessingDrawing" xmlns:wp="http://schemas.openxmlformats.org/drawingml/2006/wordprocessingDrawing" xmlns:w10="urn:schemas-microsoft-com:office:word" xmlns:w="http://schemas.openxmlformats.org/wordprocessingml/2006/main" xmlns:w14="http://schemas.microsoft.com/office/word/2010/wordml" xmlns:w15="http://schemas.microsoft.com/office/word/2012/wordml" xmlns:w16cei="http://schemas.microsoft.com/office/word/2026/wordml/cei" xmlns:w16cex="http://schemas.microsoft.com/office/word/2018/wordml/cex" xmlns:w16cid="http://schemas.microsoft.com/office/word/2016/wordml/cid" xmlns:w16="http://schemas.microsoft.com/office/word/2018/wordml" xmlns:w16du="http://schemas.microsoft.com/office/word/2023/wordml/word16du" xmlns:w16sdtdh="http://schemas.microsoft.com/office/word/2020/wordml/sdtdatahash" xmlns:w16sdtfl="http://schemas.microsoft.com/office/word/2024/wordml/sdtformatlock" xmlns:w16se="http://schemas.microsoft.com/office/word/2015/wordml/symex" xmlns:wpg="http://schemas.microsoft.com/office/word/2010/wordprocessingGroup" xmlns:wpi="http://schemas.microsoft.com/office/word/2010/wordprocessingInk" xmlns:wne="http://schemas.microsoft.com/office/word/2006/wordml" xmlns:wps="http://schemas.microsoft.com/office/word/2010/wordprocessingShape" mc:Ignorable="w14 w15 w16se w16cid w16 w16cex w16sdtdh w16sdtfl w16du wp14">
   <w:body>
     <w:p>
       <w:pPr>
@@ -889,6 +889,137 @@
                 <w:bCs/>
                 <w:szCs w:val="24"/>
               </w:rPr>
+              <w:t>Types</w:t>
+            </w:r>
+            <w:r>
+              <w:rPr>
+                <w:b/>
+                <w:bCs/>
+              </w:rPr>
+              <w:t xml:space="preserve">: </w:t>
+            </w:r>
+          </w:p>
+        </w:tc>
+        <w:tc>
+          <w:tcPr>
+            <w:tcW w:w="850" w:type="dxa"/>
+            <w:shd w:val="clear" w:color="auto" w:fill="95B3D7" w:themeFill="accent1" w:themeFillTint="99"/>
+            <w:vAlign w:val="center"/>
+          </w:tcPr>
+          <w:p>
+            <w:pPr>
+              <w:jc w:val="center"/>
+              <w:rPr>
+                <w:b/>
+                <w:bCs/>
+              </w:rPr>
+            </w:pPr>
+          </w:p>
+        </w:tc>
+      </w:tr>
+      <w:tr>
+        <w:trPr>
+          <w:trHeight w:val="397"/>
+        </w:trPr>
+        <w:tc>
+          <w:tcPr>
+            <w:tcW w:w="8500" w:type="dxa"/>
+          </w:tcPr>
+          <w:p>
+            <w:pPr>
+              <w:rPr>
+                <w:sz w:val="20"/>
+                <w:szCs w:val="20"/>
+              </w:rPr>
+            </w:pPr>
+            <w:r>
+              <w:rPr>
+                <w:sz w:val="20"/>
+                <w:szCs w:val="20"/>
+              </w:rPr>
+              <w:t>Application includes a map(s)</w:t>
+            </w:r>
+          </w:p>
+        </w:tc>
+        <w:tc>
+          <w:tcPr>
+            <w:tcW w:w="850" w:type="dxa"/>
+            <w:vAlign w:val="center"/>
+          </w:tcPr>
+          <w:p>
+            <w:pPr>
+              <w:jc w:val="center"/>
+            </w:pPr>
+            <w:sdt>
+              <w:sdtPr>
+                <w:id w:val="308828780"/>
+                <w14:checkbox>
+                  <w14:checked w14:val="0"/>
+                  <w14:checkedState w14:val="00FC" w14:font="Wingdings"/>
+                  <w14:uncheckedState w14:val="2610" w14:font="MS Gothic"/>
+                </w14:checkbox>
+              </w:sdtPr>
+              <w:sdtContent>
+                <w:r>
+                  <w:rPr>
+                    <w:rFonts w:ascii="MS Gothic" w:eastAsia="MS Gothic" w:hAnsi="MS Gothic" w:hint="eastAsia"/>
+                  </w:rPr>
+                  <w:t>☐</w:t>
+                </w:r>
+              </w:sdtContent>
+            </w:sdt>
+          </w:p>
+        </w:tc>
+      </w:tr>
+    </w:tbl>
+    <w:p>
+      <w:pPr>
+        <w:rPr>
+          <w:sz w:val="20"/>
+          <w:szCs w:val="20"/>
+        </w:rPr>
+      </w:pPr>
+    </w:p>
+    <w:tbl>
+      <w:tblPr>
+        <w:tblStyle w:val="TableGrid"/>
+        <w:tblW w:w="0" w:type="auto"/>
+        <w:tblLook w:val="04A0" w:firstRow="1" w:lastRow="0" w:firstColumn="1" w:lastColumn="0" w:noHBand="0" w:noVBand="1"/>
+      </w:tblPr>
+      <w:tblGrid>
+        <w:gridCol w:w="8500"/>
+        <w:gridCol w:w="850"/>
+      </w:tblGrid>
+      <w:tr>
+        <w:trPr>
+          <w:trHeight w:val="397"/>
+        </w:trPr>
+        <w:tc>
+          <w:tcPr>
+            <w:tcW w:w="8500" w:type="dxa"/>
+            <w:shd w:val="clear" w:color="auto" w:fill="95B3D7" w:themeFill="accent1" w:themeFillTint="99"/>
+            <w:vAlign w:val="center"/>
+          </w:tcPr>
+          <w:p>
+            <w:pPr>
+              <w:rPr>
+                <w:b/>
+                <w:bCs/>
+              </w:rPr>
+            </w:pPr>
+            <w:r>
+              <w:rPr>
+                <w:b/>
+                <w:bCs/>
+              </w:rPr>
+              <w:t xml:space="preserve">Item </w:t>
+            </w:r>
+            <w:r>
+              <w:rPr>
+                <w:b/>
+                <w:bCs/>
+                <w:szCs w:val="24"/>
+              </w:rPr>
               <w:t>Details</w:t>
             </w:r>
             <w:r>
@@ -1304,7 +1435,7 @@
 </file>
 
 <file path=word/endnotes.xml><?xml version="1.0" encoding="utf-8"?>
-<w:endnotes xmlns:wpc="http://schemas.microsoft.com/office/word/2010/wordprocessingCanvas" xmlns:cx="http://schemas.microsoft.com/office/drawing/2014/chartex" xmlns:cx1="http://schemas.microsoft.com/office/drawing/2015/9/8/chartex" xmlns:cx2="http://schemas.microsoft.com/office/drawing/2015/10/21/chartex" xmlns:cx3="http://schemas.microsoft.com/office/drawing/2016/5/9/chartex" xmlns:cx4="http://schemas.microsoft.com/office/drawing/2016/5/10/chartex" xmlns:cx5="http://schemas.microsoft.com/office/drawing/2016/5/11/chartex" xmlns:cx6="http://schemas.microsoft.com/office/drawing/2016/5/12/chartex" xmlns:cx7="http://schemas.microsoft.com/office/drawing/2016/5/13/chartex" xmlns:cx8="http://schemas.microsoft.com/office/drawing/2016/5/14/chartex" xmlns:mc="http://schemas.openxmlformats.org/markup-compatibility/2006" xmlns:aink="http://schemas.microsoft.com/office/drawing/2016/ink" xmlns:am3d="http://schemas.microsoft.com/office/drawing/2017/model3d" xmlns:o="urn:schemas-microsoft-com:office:office" xmlns:oel="http://schemas.microsoft.com/office/2019/extlst" xmlns:r="http://schemas.openxmlformats.org/officeDocument/2006/relationships" xmlns:m="http://schemas.openxmlformats.org/officeDocument/2006/math" xmlns:v="urn:schemas-microsoft-com:vml" xmlns:wp14="http://schemas.microsoft.com/office/word/2010/wordprocessingDrawing" xmlns:wp="http://schemas.openxmlformats.org/drawingml/2006/wordprocessingDrawing" xmlns:w10="urn:schemas-microsoft-com:office:word" xmlns:w="http://schemas.openxmlformats.org/wordprocessingml/2006/main" xmlns:w14="http://schemas.microsoft.com/office/word/2010/wordml" xmlns:w15="http://schemas.microsoft.com/office/word/2012/wordml" xmlns:w16cex="http://schemas.microsoft.com/office/word/2018/wordml/cex" xmlns:w16cid="http://schemas.microsoft.com/office/word/2016/wordml/cid" xmlns:w16="http://schemas.microsoft.com/office/word/2018/wordml" xmlns:w16du="http://schemas.microsoft.com/office/word/2023/wordml/word16du" xmlns:w16sdtdh="http://schemas.microsoft.com/office/word/2020/wordml/sdtdatahash" xmlns:w16sdtfl="http://schemas.microsoft.com/office/word/2024/wordml/sdtformatlock" xmlns:w16se="http://schemas.microsoft.com/office/word/2015/wordml/symex" xmlns:wpg="http://schemas.microsoft.com/office/word/2010/wordprocessingGroup" xmlns:wpi="http://schemas.microsoft.com/office/word/2010/wordprocessingInk" xmlns:wne="http://schemas.microsoft.com/office/word/2006/wordml" xmlns:wps="http://schemas.microsoft.com/office/word/2010/wordprocessingShape" mc:Ignorable="w14 w15 w16se w16cid w16 w16cex w16sdtdh w16sdtfl w16du wp14">
+<w:endnotes xmlns:wpc="http://schemas.microsoft.com/office/word/2010/wordprocessingCanvas" xmlns:cx="http://schemas.microsoft.com/office/drawing/2014/chartex" xmlns:cx1="http://schemas.microsoft.com/office/drawing/2015/9/8/chartex" xmlns:cx2="http://schemas.microsoft.com/office/drawing/2015/10/21/chartex" xmlns:cx3="http://schemas.microsoft.com/office/drawing/2016/5/9/chartex" xmlns:cx4="http://schemas.microsoft.com/office/drawing/2016/5/10/chartex" xmlns:cx5="http://schemas.microsoft.com/office/drawing/2016/5/11/chartex" xmlns:cx6="http://schemas.microsoft.com/office/drawing/2016/5/12/chartex" xmlns:cx7="http://schemas.microsoft.com/office/drawing/2016/5/13/chartex" xmlns:cx8="http://schemas.microsoft.com/office/drawing/2016/5/14/chartex" xmlns:mc="http://schemas.openxmlformats.org/markup-compatibility/2006" xmlns:aink="http://schemas.microsoft.com/office/drawing/2016/ink" xmlns:am3d="http://schemas.microsoft.com/office/drawing/2017/model3d" xmlns:o="urn:schemas-microsoft-com:office:office" xmlns:oel="http://schemas.microsoft.com/office/2019/extlst" xmlns:r="http://schemas.openxmlformats.org/officeDocument/2006/relationships" xmlns:m="http://schemas.openxmlformats.org/officeDocument/2006/math" xmlns:v="urn:schemas-microsoft-com:vml" xmlns:wp14="http://schemas.microsoft.com/office/word/2010/wordprocessingDrawing" xmlns:wp="http://schemas.openxmlformats.org/drawingml/2006/wordprocessingDrawing" xmlns:w10="urn:schemas-microsoft-com:office:word" xmlns:w="http://schemas.openxmlformats.org/wordprocessingml/2006/main" xmlns:w14="http://schemas.microsoft.com/office/word/2010/wordml" xmlns:w15="http://schemas.microsoft.com/office/word/2012/wordml" xmlns:w16cei="http://schemas.microsoft.com/office/word/2026/wordml/cei" xmlns:w16cex="http://schemas.microsoft.com/office/word/2018/wordml/cex" xmlns:w16cid="http://schemas.microsoft.com/office/word/2016/wordml/cid" xmlns:w16="http://schemas.microsoft.com/office/word/2018/wordml" xmlns:w16du="http://schemas.microsoft.com/office/word/2023/wordml/word16du" xmlns:w16sdtdh="http://schemas.microsoft.com/office/word/2020/wordml/sdtdatahash" xmlns:w16sdtfl="http://schemas.microsoft.com/office/word/2024/wordml/sdtformatlock" xmlns:w16se="http://schemas.microsoft.com/office/word/2015/wordml/symex" xmlns:wpg="http://schemas.microsoft.com/office/word/2010/wordprocessingGroup" xmlns:wpi="http://schemas.microsoft.com/office/word/2010/wordprocessingInk" xmlns:wne="http://schemas.microsoft.com/office/word/2006/wordml" xmlns:wps="http://schemas.microsoft.com/office/word/2010/wordprocessingShape" mc:Ignorable="w14 w15 w16se w16cid w16 w16cex w16sdtdh w16sdtfl w16du wp14">
   <w:endnote w:type="separator" w:id="-1">
     <w:p>
       <w:r>
@@ -1323,7 +1454,7 @@
 </file>
 
 <file path=word/footer1.xml><?xml version="1.0" encoding="utf-8"?>
-<w:ftr xmlns:wpc="http://schemas.microsoft.com/office/word/2010/wordprocessingCanvas" xmlns:cx="http://schemas.microsoft.com/office/drawing/2014/chartex" xmlns:cx1="http://schemas.microsoft.com/office/drawing/2015/9/8/chartex" xmlns:cx2="http://schemas.microsoft.com/office/drawing/2015/10/21/chartex" xmlns:cx3="http://schemas.microsoft.com/office/drawing/2016/5/9/chartex" xmlns:cx4="http://schemas.microsoft.com/office/drawing/2016/5/10/chartex" xmlns:cx5="http://schemas.microsoft.com/office/drawing/2016/5/11/chartex" xmlns:cx6="http://schemas.microsoft.com/office/drawing/2016/5/12/chartex" xmlns:cx7="http://schemas.microsoft.com/office/drawing/2016/5/13/chartex" xmlns:cx8="http://schemas.microsoft.com/office/drawing/2016/5/14/chartex" xmlns:mc="http://schemas.openxmlformats.org/markup-compatibility/2006" xmlns:aink="http://schemas.microsoft.com/office/drawing/2016/ink" xmlns:am3d="http://schemas.microsoft.com/office/drawing/2017/model3d" xmlns:o="urn:schemas-microsoft-com:office:office" xmlns:oel="http://schemas.microsoft.com/office/2019/extlst" xmlns:r="http://schemas.openxmlformats.org/officeDocument/2006/relationships" xmlns:m="http://schemas.openxmlformats.org/officeDocument/2006/math" xmlns:v="urn:schemas-microsoft-com:vml" xmlns:wp14="http://schemas.microsoft.com/office/word/2010/wordprocessingDrawing" xmlns:wp="http://schemas.openxmlformats.org/drawingml/2006/wordprocessingDrawing" xmlns:w10="urn:schemas-microsoft-com:office:word" xmlns:w="http://schemas.openxmlformats.org/wordprocessingml/2006/main" xmlns:w14="http://schemas.microsoft.com/office/word/2010/wordml" xmlns:w15="http://schemas.microsoft.com/office/word/2012/wordml" xmlns:w16cex="http://schemas.microsoft.com/office/word/2018/wordml/cex" xmlns:w16cid="http://schemas.microsoft.com/office/word/2016/wordml/cid" xmlns:w16="http://schemas.microsoft.com/office/word/2018/wordml" xmlns:w16du="http://schemas.microsoft.com/office/word/2023/wordml/word16du" xmlns:w16sdtdh="http://schemas.microsoft.com/office/word/2020/wordml/sdtdatahash" xmlns:w16sdtfl="http://schemas.microsoft.com/office/word/2024/wordml/sdtformatlock" xmlns:w16se="http://schemas.microsoft.com/office/word/2015/wordml/symex" xmlns:wpg="http://schemas.microsoft.com/office/word/2010/wordprocessingGroup" xmlns:wpi="http://schemas.microsoft.com/office/word/2010/wordprocessingInk" xmlns:wne="http://schemas.microsoft.com/office/word/2006/wordml" xmlns:wps="http://schemas.microsoft.com/office/word/2010/wordprocessingShape" mc:Ignorable="w14 w15 w16se w16cid w16 w16cex w16sdtdh w16sdtfl w16du wp14">
+<w:ftr xmlns:wpc="http://schemas.microsoft.com/office/word/2010/wordprocessingCanvas" xmlns:cx="http://schemas.microsoft.com/office/drawing/2014/chartex" xmlns:cx1="http://schemas.microsoft.com/office/drawing/2015/9/8/chartex" xmlns:cx2="http://schemas.microsoft.com/office/drawing/2015/10/21/chartex" xmlns:cx3="http://schemas.microsoft.com/office/drawing/2016/5/9/chartex" xmlns:cx4="http://schemas.microsoft.com/office/drawing/2016/5/10/chartex" xmlns:cx5="http://schemas.microsoft.com/office/drawing/2016/5/11/chartex" xmlns:cx6="http://schemas.microsoft.com/office/drawing/2016/5/12/chartex" xmlns:cx7="http://schemas.microsoft.com/office/drawing/2016/5/13/chartex" xmlns:cx8="http://schemas.microsoft.com/office/drawing/2016/5/14/chartex" xmlns:mc="http://schemas.openxmlformats.org/markup-compatibility/2006" xmlns:aink="http://schemas.microsoft.com/office/drawing/2016/ink" xmlns:am3d="http://schemas.microsoft.com/office/drawing/2017/model3d" xmlns:o="urn:schemas-microsoft-com:office:office" xmlns:oel="http://schemas.microsoft.com/office/2019/extlst" xmlns:r="http://schemas.openxmlformats.org/officeDocument/2006/relationships" xmlns:m="http://schemas.openxmlformats.org/officeDocument/2006/math" xmlns:v="urn:schemas-microsoft-com:vml" xmlns:wp14="http://schemas.microsoft.com/office/word/2010/wordprocessingDrawing" xmlns:wp="http://schemas.openxmlformats.org/drawingml/2006/wordprocessingDrawing" xmlns:w10="urn:schemas-microsoft-com:office:word" xmlns:w="http://schemas.openxmlformats.org/wordprocessingml/2006/main" xmlns:w14="http://schemas.microsoft.com/office/word/2010/wordml" xmlns:w15="http://schemas.microsoft.com/office/word/2012/wordml" xmlns:w16cei="http://schemas.microsoft.com/office/word/2026/wordml/cei" xmlns:w16cex="http://schemas.microsoft.com/office/word/2018/wordml/cex" xmlns:w16cid="http://schemas.microsoft.com/office/word/2016/wordml/cid" xmlns:w16="http://schemas.microsoft.com/office/word/2018/wordml" xmlns:w16du="http://schemas.microsoft.com/office/word/2023/wordml/word16du" xmlns:w16sdtdh="http://schemas.microsoft.com/office/word/2020/wordml/sdtdatahash" xmlns:w16sdtfl="http://schemas.microsoft.com/office/word/2024/wordml/sdtformatlock" xmlns:w16se="http://schemas.microsoft.com/office/word/2015/wordml/symex" xmlns:wpg="http://schemas.microsoft.com/office/word/2010/wordprocessingGroup" xmlns:wpi="http://schemas.microsoft.com/office/word/2010/wordprocessingInk" xmlns:wne="http://schemas.microsoft.com/office/word/2006/wordml" xmlns:wps="http://schemas.microsoft.com/office/word/2010/wordprocessingShape" mc:Ignorable="w14 w15 w16se w16cid w16 w16cex w16sdtdh w16sdtfl w16du wp14">
   <w:p>
     <w:pPr>
       <w:pStyle w:val="Footer"/>
@@ -1515,7 +1646,7 @@
 </file>
 
 <file path=word/footnotes.xml><?xml version="1.0" encoding="utf-8"?>
-<w:footnotes xmlns:wpc="http://schemas.microsoft.com/office/word/2010/wordprocessingCanvas" xmlns:cx="http://schemas.microsoft.com/office/drawing/2014/chartex" xmlns:cx1="http://schemas.microsoft.com/office/drawing/2015/9/8/chartex" xmlns:cx2="http://schemas.microsoft.com/office/drawing/2015/10/21/chartex" xmlns:cx3="http://schemas.microsoft.com/office/drawing/2016/5/9/chartex" xmlns:cx4="http://schemas.microsoft.com/office/drawing/2016/5/10/chartex" xmlns:cx5="http://schemas.microsoft.com/office/drawing/2016/5/11/chartex" xmlns:cx6="http://schemas.microsoft.com/office/drawing/2016/5/12/chartex" xmlns:cx7="http://schemas.microsoft.com/office/drawing/2016/5/13/chartex" xmlns:cx8="http://schemas.microsoft.com/office/drawing/2016/5/14/chartex" xmlns:mc="http://schemas.openxmlformats.org/markup-compatibility/2006" xmlns:aink="http://schemas.microsoft.com/office/drawing/2016/ink" xmlns:am3d="http://schemas.microsoft.com/office/drawing/2017/model3d" xmlns:o="urn:schemas-microsoft-com:office:office" xmlns:oel="http://schemas.microsoft.com/office/2019/extlst" xmlns:r="http://schemas.openxmlformats.org/officeDocument/2006/relationships" xmlns:m="http://schemas.openxmlformats.org/officeDocument/2006/math" xmlns:v="urn:schemas-microsoft-com:vml" xmlns:wp14="http://schemas.microsoft.com/office/word/2010/wordprocessingDrawing" xmlns:wp="http://schemas.openxmlformats.org/drawingml/2006/wordprocessingDrawing" xmlns:w10="urn:schemas-microsoft-com:office:word" xmlns:w="http://schemas.openxmlformats.org/wordprocessingml/2006/main" xmlns:w14="http://schemas.microsoft.com/office/word/2010/wordml" xmlns:w15="http://schemas.microsoft.com/office/word/2012/wordml" xmlns:w16cex="http://schemas.microsoft.com/office/word/2018/wordml/cex" xmlns:w16cid="http://schemas.microsoft.com/office/word/2016/wordml/cid" xmlns:w16="http://schemas.microsoft.com/office/word/2018/wordml" xmlns:w16du="http://schemas.microsoft.com/office/word/2023/wordml/word16du" xmlns:w16sdtdh="http://schemas.microsoft.com/office/word/2020/wordml/sdtdatahash" xmlns:w16sdtfl="http://schemas.microsoft.com/office/word/2024/wordml/sdtformatlock" xmlns:w16se="http://schemas.microsoft.com/office/word/2015/wordml/symex" xmlns:wpg="http://schemas.microsoft.com/office/word/2010/wordprocessingGroup" xmlns:wpi="http://schemas.microsoft.com/office/word/2010/wordprocessingInk" xmlns:wne="http://schemas.microsoft.com/office/word/2006/wordml" xmlns:wps="http://schemas.microsoft.com/office/word/2010/wordprocessingShape" mc:Ignorable="w14 w15 w16se w16cid w16 w16cex w16sdtdh w16sdtfl w16du wp14">
+<w:footnotes xmlns:wpc="http://schemas.microsoft.com/office/word/2010/wordprocessingCanvas" xmlns:cx="http://schemas.microsoft.com/office/drawing/2014/chartex" xmlns:cx1="http://schemas.microsoft.com/office/drawing/2015/9/8/chartex" xmlns:cx2="http://schemas.microsoft.com/office/drawing/2015/10/21/chartex" xmlns:cx3="http://schemas.microsoft.com/office/drawing/2016/5/9/chartex" xmlns:cx4="http://schemas.microsoft.com/office/drawing/2016/5/10/chartex" xmlns:cx5="http://schemas.microsoft.com/office/drawing/2016/5/11/chartex" xmlns:cx6="http://schemas.microsoft.com/office/drawing/2016/5/12/chartex" xmlns:cx7="http://schemas.microsoft.com/office/drawing/2016/5/13/chartex" xmlns:cx8="http://schemas.microsoft.com/office/drawing/2016/5/14/chartex" xmlns:mc="http://schemas.openxmlformats.org/markup-compatibility/2006" xmlns:aink="http://schemas.microsoft.com/office/drawing/2016/ink" xmlns:am3d="http://schemas.microsoft.com/office/drawing/2017/model3d" xmlns:o="urn:schemas-microsoft-com:office:office" xmlns:oel="http://schemas.microsoft.com/office/2019/extlst" xmlns:r="http://schemas.openxmlformats.org/officeDocument/2006/relationships" xmlns:m="http://schemas.openxmlformats.org/officeDocument/2006/math" xmlns:v="urn:schemas-microsoft-com:vml" xmlns:wp14="http://schemas.microsoft.com/office/word/2010/wordprocessingDrawing" xmlns:wp="http://schemas.openxmlformats.org/drawingml/2006/wordprocessingDrawing" xmlns:w10="urn:schemas-microsoft-com:office:word" xmlns:w="http://schemas.openxmlformats.org/wordprocessingml/2006/main" xmlns:w14="http://schemas.microsoft.com/office/word/2010/wordml" xmlns:w15="http://schemas.microsoft.com/office/word/2012/wordml" xmlns:w16cei="http://schemas.microsoft.com/office/word/2026/wordml/cei" xmlns:w16cex="http://schemas.microsoft.com/office/word/2018/wordml/cex" xmlns:w16cid="http://schemas.microsoft.com/office/word/2016/wordml/cid" xmlns:w16="http://schemas.microsoft.com/office/word/2018/wordml" xmlns:w16du="http://schemas.microsoft.com/office/word/2023/wordml/word16du" xmlns:w16sdtdh="http://schemas.microsoft.com/office/word/2020/wordml/sdtdatahash" xmlns:w16sdtfl="http://schemas.microsoft.com/office/word/2024/wordml/sdtformatlock" xmlns:w16se="http://schemas.microsoft.com/office/word/2015/wordml/symex" xmlns:wpg="http://schemas.microsoft.com/office/word/2010/wordprocessingGroup" xmlns:wpi="http://schemas.microsoft.com/office/word/2010/wordprocessingInk" xmlns:wne="http://schemas.microsoft.com/office/word/2006/wordml" xmlns:wps="http://schemas.microsoft.com/office/word/2010/wordprocessingShape" mc:Ignorable="w14 w15 w16se w16cid w16 w16cex w16sdtdh w16sdtfl w16du wp14">
   <w:footnote w:type="separator" w:id="-1">
     <w:p>
       <w:r>
@@ -1534,7 +1665,7 @@
 </file>
 
 <file path=word/header1.xml><?xml version="1.0" encoding="utf-8"?>
-<w:hdr xmlns:wpc="http://schemas.microsoft.com/office/word/2010/wordprocessingCanvas" xmlns:cx="http://schemas.microsoft.com/office/drawing/2014/chartex" xmlns:cx1="http://schemas.microsoft.com/office/drawing/2015/9/8/chartex" xmlns:cx2="http://schemas.microsoft.com/office/drawing/2015/10/21/chartex" xmlns:cx3="http://schemas.microsoft.com/office/drawing/2016/5/9/chartex" xmlns:cx4="http://schemas.microsoft.com/office/drawing/2016/5/10/chartex" xmlns:cx5="http://schemas.microsoft.com/office/drawing/2016/5/11/chartex" xmlns:cx6="http://schemas.microsoft.com/office/drawing/2016/5/12/chartex" xmlns:cx7="http://schemas.microsoft.com/office/drawing/2016/5/13/chartex" xmlns:cx8="http://schemas.microsoft.com/office/drawing/2016/5/14/chartex" xmlns:mc="http://schemas.openxmlformats.org/markup-compatibility/2006" xmlns:aink="http://schemas.microsoft.com/office/drawing/2016/ink" xmlns:am3d="http://schemas.microsoft.com/office/drawing/2017/model3d" xmlns:o="urn:schemas-microsoft-com:office:office" xmlns:oel="http://schemas.microsoft.com/office/2019/extlst" xmlns:r="http://schemas.openxmlformats.org/officeDocument/2006/relationships" xmlns:m="http://schemas.openxmlformats.org/officeDocument/2006/math" xmlns:v="urn:schemas-microsoft-com:vml" xmlns:wp14="http://schemas.microsoft.com/office/word/2010/wordprocessingDrawing" xmlns:wp="http://schemas.openxmlformats.org/drawingml/2006/wordprocessingDrawing" xmlns:w10="urn:schemas-microsoft-com:office:word" xmlns:w="http://schemas.openxmlformats.org/wordprocessingml/2006/main" xmlns:w14="http://schemas.microsoft.com/office/word/2010/wordml" xmlns:w15="http://schemas.microsoft.com/office/word/2012/wordml" xmlns:w16cex="http://schemas.microsoft.com/office/word/2018/wordml/cex" xmlns:w16cid="http://schemas.microsoft.com/office/word/2016/wordml/cid" xmlns:w16="http://schemas.microsoft.com/office/word/2018/wordml" xmlns:w16du="http://schemas.microsoft.com/office/word/2023/wordml/word16du" xmlns:w16sdtdh="http://schemas.microsoft.com/office/word/2020/wordml/sdtdatahash" xmlns:w16sdtfl="http://schemas.microsoft.com/office/word/2024/wordml/sdtformatlock" xmlns:w16se="http://schemas.microsoft.com/office/word/2015/wordml/symex" xmlns:wpg="http://schemas.microsoft.com/office/word/2010/wordprocessingGroup" xmlns:wpi="http://schemas.microsoft.com/office/word/2010/wordprocessingInk" xmlns:wne="http://schemas.microsoft.com/office/word/2006/wordml" xmlns:wps="http://schemas.microsoft.com/office/word/2010/wordprocessingShape" mc:Ignorable="w14 w15 w16se w16cid w16 w16cex w16sdtdh w16sdtfl w16du wp14">
+<w:hdr xmlns:wpc="http://schemas.microsoft.com/office/word/2010/wordprocessingCanvas" xmlns:cx="http://schemas.microsoft.com/office/drawing/2014/chartex" xmlns:cx1="http://schemas.microsoft.com/office/drawing/2015/9/8/chartex" xmlns:cx2="http://schemas.microsoft.com/office/drawing/2015/10/21/chartex" xmlns:cx3="http://schemas.microsoft.com/office/drawing/2016/5/9/chartex" xmlns:cx4="http://schemas.microsoft.com/office/drawing/2016/5/10/chartex" xmlns:cx5="http://schemas.microsoft.com/office/drawing/2016/5/11/chartex" xmlns:cx6="http://schemas.microsoft.com/office/drawing/2016/5/12/chartex" xmlns:cx7="http://schemas.microsoft.com/office/drawing/2016/5/13/chartex" xmlns:cx8="http://schemas.microsoft.com/office/drawing/2016/5/14/chartex" xmlns:mc="http://schemas.openxmlformats.org/markup-compatibility/2006" xmlns:aink="http://schemas.microsoft.com/office/drawing/2016/ink" xmlns:am3d="http://schemas.microsoft.com/office/drawing/2017/model3d" xmlns:o="urn:schemas-microsoft-com:office:office" xmlns:oel="http://schemas.microsoft.com/office/2019/extlst" xmlns:r="http://schemas.openxmlformats.org/officeDocument/2006/relationships" xmlns:m="http://schemas.openxmlformats.org/officeDocument/2006/math" xmlns:v="urn:schemas-microsoft-com:vml" xmlns:wp14="http://schemas.microsoft.com/office/word/2010/wordprocessingDrawing" xmlns:wp="http://schemas.openxmlformats.org/drawingml/2006/wordprocessingDrawing" xmlns:w10="urn:schemas-microsoft-com:office:word" xmlns:w="http://schemas.openxmlformats.org/wordprocessingml/2006/main" xmlns:w14="http://schemas.microsoft.com/office/word/2010/wordml" xmlns:w15="http://schemas.microsoft.com/office/word/2012/wordml" xmlns:w16cei="http://schemas.microsoft.com/office/word/2026/wordml/cei" xmlns:w16cex="http://schemas.microsoft.com/office/word/2018/wordml/cex" xmlns:w16cid="http://schemas.microsoft.com/office/word/2016/wordml/cid" xmlns:w16="http://schemas.microsoft.com/office/word/2018/wordml" xmlns:w16du="http://schemas.microsoft.com/office/word/2023/wordml/word16du" xmlns:w16sdtdh="http://schemas.microsoft.com/office/word/2020/wordml/sdtdatahash" xmlns:w16sdtfl="http://schemas.microsoft.com/office/word/2024/wordml/sdtformatlock" xmlns:w16se="http://schemas.microsoft.com/office/word/2015/wordml/symex" xmlns:wpg="http://schemas.microsoft.com/office/word/2010/wordprocessingGroup" xmlns:wpi="http://schemas.microsoft.com/office/word/2010/wordprocessingInk" xmlns:wne="http://schemas.microsoft.com/office/word/2006/wordml" xmlns:wps="http://schemas.microsoft.com/office/word/2010/wordprocessingShape" mc:Ignorable="w14 w15 w16se w16cid w16 w16cex w16sdtdh w16sdtfl w16du wp14">
   <w:tbl>
     <w:tblPr>
       <w:tblStyle w:val="TableGrid"/>
@@ -1662,7 +1793,7 @@
 </file>
 
 <file path=word/numbering.xml><?xml version="1.0" encoding="utf-8"?>
-<w:numbering xmlns:wpc="http://schemas.microsoft.com/office/word/2010/wordprocessingCanvas" xmlns:cx="http://schemas.microsoft.com/office/drawing/2014/chartex" xmlns:cx1="http://schemas.microsoft.com/office/drawing/2015/9/8/chartex" xmlns:cx2="http://schemas.microsoft.com/office/drawing/2015/10/21/chartex" xmlns:cx3="http://schemas.microsoft.com/office/drawing/2016/5/9/chartex" xmlns:cx4="http://schemas.microsoft.com/office/drawing/2016/5/10/chartex" xmlns:cx5="http://schemas.microsoft.com/office/drawing/2016/5/11/chartex" xmlns:cx6="http://schemas.microsoft.com/office/drawing/2016/5/12/chartex" xmlns:cx7="http://schemas.microsoft.com/office/drawing/2016/5/13/chartex" xmlns:cx8="http://schemas.microsoft.com/office/drawing/2016/5/14/chartex" xmlns:mc="http://schemas.openxmlformats.org/markup-compatibility/2006" xmlns:aink="http://schemas.microsoft.com/office/drawing/2016/ink" xmlns:am3d="http://schemas.microsoft.com/office/drawing/2017/model3d" xmlns:o="urn:schemas-microsoft-com:office:office" xmlns:oel="http://schemas.microsoft.com/office/2019/extlst" xmlns:r="http://schemas.openxmlformats.org/officeDocument/2006/relationships" xmlns:m="http://schemas.openxmlformats.org/officeDocument/2006/math" xmlns:v="urn:schemas-microsoft-com:vml" xmlns:wp14="http://schemas.microsoft.com/office/word/2010/wordprocessingDrawing" xmlns:wp="http://schemas.openxmlformats.org/drawingml/2006/wordprocessingDrawing" xmlns:w10="urn:schemas-microsoft-com:office:word" xmlns:w="http://schemas.openxmlformats.org/wordprocessingml/2006/main" xmlns:w14="http://schemas.microsoft.com/office/word/2010/wordml" xmlns:w15="http://schemas.microsoft.com/office/word/2012/wordml" xmlns:w16cex="http://schemas.microsoft.com/office/word/2018/wordml/cex" xmlns:w16cid="http://schemas.microsoft.com/office/word/2016/wordml/cid" xmlns:w16="http://schemas.microsoft.com/office/word/2018/wordml" xmlns:w16du="http://schemas.microsoft.com/office/word/2023/wordml/word16du" xmlns:w16sdtdh="http://schemas.microsoft.com/office/word/2020/wordml/sdtdatahash" xmlns:w16sdtfl="http://schemas.microsoft.com/office/word/2024/wordml/sdtformatlock" xmlns:w16se="http://schemas.microsoft.com/office/word/2015/wordml/symex" xmlns:wpg="http://schemas.microsoft.com/office/word/2010/wordprocessingGroup" xmlns:wpi="http://schemas.microsoft.com/office/word/2010/wordprocessingInk" xmlns:wne="http://schemas.microsoft.com/office/word/2006/wordml" xmlns:wps="http://schemas.microsoft.com/office/word/2010/wordprocessingShape" mc:Ignorable="w14 w15 w16se w16cid w16 w16cex w16sdtdh w16sdtfl w16du wp14">
+<w:numbering xmlns:wpc="http://schemas.microsoft.com/office/word/2010/wordprocessingCanvas" xmlns:cx="http://schemas.microsoft.com/office/drawing/2014/chartex" xmlns:cx1="http://schemas.microsoft.com/office/drawing/2015/9/8/chartex" xmlns:cx2="http://schemas.microsoft.com/office/drawing/2015/10/21/chartex" xmlns:cx3="http://schemas.microsoft.com/office/drawing/2016/5/9/chartex" xmlns:cx4="http://schemas.microsoft.com/office/drawing/2016/5/10/chartex" xmlns:cx5="http://schemas.microsoft.com/office/drawing/2016/5/11/chartex" xmlns:cx6="http://schemas.microsoft.com/office/drawing/2016/5/12/chartex" xmlns:cx7="http://schemas.microsoft.com/office/drawing/2016/5/13/chartex" xmlns:cx8="http://schemas.microsoft.com/office/drawing/2016/5/14/chartex" xmlns:mc="http://schemas.openxmlformats.org/markup-compatibility/2006" xmlns:aink="http://schemas.microsoft.com/office/drawing/2016/ink" xmlns:am3d="http://schemas.microsoft.com/office/drawing/2017/model3d" xmlns:o="urn:schemas-microsoft-com:office:office" xmlns:oel="http://schemas.microsoft.com/office/2019/extlst" xmlns:r="http://schemas.openxmlformats.org/officeDocument/2006/relationships" xmlns:m="http://schemas.openxmlformats.org/officeDocument/2006/math" xmlns:v="urn:schemas-microsoft-com:vml" xmlns:wp14="http://schemas.microsoft.com/office/word/2010/wordprocessingDrawing" xmlns:wp="http://schemas.openxmlformats.org/drawingml/2006/wordprocessingDrawing" xmlns:w10="urn:schemas-microsoft-com:office:word" xmlns:w="http://schemas.openxmlformats.org/wordprocessingml/2006/main" xmlns:w14="http://schemas.microsoft.com/office/word/2010/wordml" xmlns:w15="http://schemas.microsoft.com/office/word/2012/wordml" xmlns:w16cei="http://schemas.microsoft.com/office/word/2026/wordml/cei" xmlns:w16cex="http://schemas.microsoft.com/office/word/2018/wordml/cex" xmlns:w16cid="http://schemas.microsoft.com/office/word/2016/wordml/cid" xmlns:w16="http://schemas.microsoft.com/office/word/2018/wordml" xmlns:w16du="http://schemas.microsoft.com/office/word/2023/wordml/word16du" xmlns:w16sdtdh="http://schemas.microsoft.com/office/word/2020/wordml/sdtdatahash" xmlns:w16sdtfl="http://schemas.microsoft.com/office/word/2024/wordml/sdtformatlock" xmlns:w16se="http://schemas.microsoft.com/office/word/2015/wordml/symex" xmlns:wpg="http://schemas.microsoft.com/office/word/2010/wordprocessingGroup" xmlns:wpi="http://schemas.microsoft.com/office/word/2010/wordprocessingInk" xmlns:wne="http://schemas.microsoft.com/office/word/2006/wordml" xmlns:wps="http://schemas.microsoft.com/office/word/2010/wordprocessingShape" mc:Ignorable="w14 w15 w16se w16cid w16 w16cex w16sdtdh w16sdtfl w16du wp14">
   <w:abstractNum w:abstractNumId="0" w15:restartNumberingAfterBreak="0">
     <w:nsid w:val="00A73EF8"/>
     <w:multiLevelType w:val="hybridMultilevel"/>
@@ -6025,31 +6156,6 @@
 
 <file path=customXml/item2.xml><?xml version="1.0" encoding="utf-8"?>
 <?mso-contentType ?>
-<FormTemplates xmlns="http://schemas.microsoft.com/sharepoint/v3/contenttype/forms">
-  <Display>DocumentLibraryForm</Display>
-  <Edit>DocumentLibraryForm</Edit>
-  <New>DocumentLibraryForm</New>
-</FormTemplates>
-</file>
-
-<file path=customXml/item3.xml><?xml version="1.0" encoding="utf-8"?>
-<p:properties xmlns:p="http://schemas.microsoft.com/office/2006/metadata/properties" xmlns:xsi="http://www.w3.org/2001/XMLSchema-instance">
-  <documentManagement>
-    <_dlc_DocId xmlns="9e25b213-8f24-4405-9f1d-114327f56599">VSRJE7377HCP-293-53</_dlc_DocId>
-    <_dlc_DocIdUrl xmlns="9e25b213-8f24-4405-9f1d-114327f56599">
-      <Url>https://bawt.gov.bc.ca/databc/databcteam/_layouts/DocIdRedir.aspx?ID=VSRJE7377HCP-293-53</Url>
-      <Description>VSRJE7377HCP-293-53</Description>
-    </_dlc_DocIdUrl>
-  </documentManagement>
-</p:properties>
-</file>
-
-<file path=customXml/item4.xml><?xml version="1.0" encoding="utf-8"?>
-<b:Sources xmlns:b="http://schemas.openxmlformats.org/officeDocument/2006/bibliography" xmlns="http://schemas.openxmlformats.org/officeDocument/2006/bibliography" SelectedStyle="\APA.XSL" StyleName="APA"/>
-</file>
-
-<file path=customXml/item5.xml><?xml version="1.0" encoding="utf-8"?>
-<?mso-contentType ?>
 <spe:Receivers xmlns:spe="http://schemas.microsoft.com/sharepoint/events">
   <Receiver>
     <Name>Document ID Generator</Name>
@@ -6094,6 +6200,31 @@
 </spe:Receivers>
 </file>
 
+<file path=customXml/item3.xml><?xml version="1.0" encoding="utf-8"?>
+<b:Sources xmlns:b="http://schemas.openxmlformats.org/officeDocument/2006/bibliography" xmlns="http://schemas.openxmlformats.org/officeDocument/2006/bibliography" SelectedStyle="\APA.XSL" StyleName="APA"/>
+</file>
+
+<file path=customXml/item4.xml><?xml version="1.0" encoding="utf-8"?>
+<p:properties xmlns:p="http://schemas.microsoft.com/office/2006/metadata/properties" xmlns:xsi="http://www.w3.org/2001/XMLSchema-instance">
+  <documentManagement>
+    <_dlc_DocId xmlns="9e25b213-8f24-4405-9f1d-114327f56599">VSRJE7377HCP-293-53</_dlc_DocId>
+    <_dlc_DocIdUrl xmlns="9e25b213-8f24-4405-9f1d-114327f56599">
+      <Url>https://bawt.gov.bc.ca/databc/databcteam/_layouts/DocIdRedir.aspx?ID=VSRJE7377HCP-293-53</Url>
+      <Description>VSRJE7377HCP-293-53</Description>
+    </_dlc_DocIdUrl>
+  </documentManagement>
+</p:properties>
+</file>
+
+<file path=customXml/item5.xml><?xml version="1.0" encoding="utf-8"?>
+<?mso-contentType ?>
+<FormTemplates xmlns="http://schemas.microsoft.com/sharepoint/v3/contenttype/forms">
+  <Display>DocumentLibraryForm</Display>
+  <Edit>DocumentLibraryForm</Edit>
+  <New>DocumentLibraryForm</New>
+</FormTemplates>
+</file>
+
 <file path=customXml/itemProps1.xml><?xml version="1.0" encoding="utf-8"?>
 <ds:datastoreItem xmlns:ds="http://schemas.openxmlformats.org/officeDocument/2006/customXml" ds:itemID="{7830D8E5-41D2-47E5-A4D6-EF615B248749}">
   <ds:schemaRefs>
@@ -6113,14 +6244,22 @@
 </file>
 
 <file path=customXml/itemProps2.xml><?xml version="1.0" encoding="utf-8"?>
-<ds:datastoreItem xmlns:ds="http://schemas.openxmlformats.org/officeDocument/2006/customXml" ds:itemID="{ABA8E140-4782-4963-9EA7-C6B91DC33F25}">
+<ds:datastoreItem xmlns:ds="http://schemas.openxmlformats.org/officeDocument/2006/customXml" ds:itemID="{9753AC55-4CBF-4310-9C57-A080F628D7AB}">
   <ds:schemaRefs>
-    <ds:schemaRef ds:uri="http://schemas.microsoft.com/sharepoint/v3/contenttype/forms"/>
+    <ds:schemaRef ds:uri="http://schemas.microsoft.com/sharepoint/events"/>
   </ds:schemaRefs>
 </ds:datastoreItem>
 </file>
 
 <file path=customXml/itemProps3.xml><?xml version="1.0" encoding="utf-8"?>
+<ds:datastoreItem xmlns:ds="http://schemas.openxmlformats.org/officeDocument/2006/customXml" ds:itemID="{DEBCA6A8-E506-4798-BB71-FDB1D85E1F3E}">
+  <ds:schemaRefs>
+    <ds:schemaRef ds:uri="http://schemas.openxmlformats.org/officeDocument/2006/bibliography"/>
+  </ds:schemaRefs>
+</ds:datastoreItem>
+</file>
+
+<file path=customXml/itemProps4.xml><?xml version="1.0" encoding="utf-8"?>
 <ds:datastoreItem xmlns:ds="http://schemas.openxmlformats.org/officeDocument/2006/customXml" ds:itemID="{4F5D3724-6051-43D4-B027-56200022B05B}">
   <ds:schemaRefs>
     <ds:schemaRef ds:uri="http://schemas.microsoft.com/office/2006/metadata/properties"/>
@@ -6129,18 +6268,10 @@
 </ds:datastoreItem>
 </file>
 
-<file path=customXml/itemProps4.xml><?xml version="1.0" encoding="utf-8"?>
-<ds:datastoreItem xmlns:ds="http://schemas.openxmlformats.org/officeDocument/2006/customXml" ds:itemID="{DEBCA6A8-E506-4798-BB71-FDB1D85E1F3E}">
+<file path=customXml/itemProps5.xml><?xml version="1.0" encoding="utf-8"?>
+<ds:datastoreItem xmlns:ds="http://schemas.openxmlformats.org/officeDocument/2006/customXml" ds:itemID="{ABA8E140-4782-4963-9EA7-C6B91DC33F25}">
   <ds:schemaRefs>
-    <ds:schemaRef ds:uri="http://schemas.openxmlformats.org/officeDocument/2006/bibliography"/>
-  </ds:schemaRefs>
-</ds:datastoreItem>
-</file>
-
-<file path=customXml/itemProps5.xml><?xml version="1.0" encoding="utf-8"?>
-<ds:datastoreItem xmlns:ds="http://schemas.openxmlformats.org/officeDocument/2006/customXml" ds:itemID="{9753AC55-4CBF-4310-9C57-A080F628D7AB}">
-  <ds:schemaRefs>
-    <ds:schemaRef ds:uri="http://schemas.microsoft.com/sharepoint/events"/>
+    <ds:schemaRef ds:uri="http://schemas.microsoft.com/sharepoint/v3/contenttype/forms"/>
   </ds:schemaRefs>
 </ds:datastoreItem>
 </file>